--- a/Pemodelan-Computer-Aided-Design/Modul-Word/Modul-6-Sudut-Pandang-Proyeksi-dan-Manajemen-Tampilan-3D.docx
+++ b/Pemodelan-Computer-Aided-Design/Modul-Word/Modul-6-Sudut-Pandang-Proyeksi-dan-Manajemen-Tampilan-3D.docx
@@ -6713,7 +6713,7 @@
       <w:r>
         <w:drawing>
           <wp:inline xmlns:a="http://schemas.openxmlformats.org/drawingml/2006/main" xmlns:pic="http://schemas.openxmlformats.org/drawingml/2006/picture">
-            <wp:extent cx="5400000" cy="2241186"/>
+            <wp:extent cx="5400000" cy="2272631"/>
             <wp:docPr id="1858245151" name="Picture 1858245151"/>
             <wp:cNvGraphicFramePr>
               <a:graphicFrameLocks noChangeAspect="1"/>
@@ -6734,7 +6734,7 @@
                   <pic:spPr>
                     <a:xfrm>
                       <a:off x="0" y="0"/>
-                      <a:ext cx="5400000" cy="2241186"/>
+                      <a:ext cx="5400000" cy="2272631"/>
                     </a:xfrm>
                     <a:prstGeom prst="rect"/>
                   </pic:spPr>
@@ -7694,7 +7694,7 @@
       <w:r>
         <w:drawing>
           <wp:inline xmlns:a="http://schemas.openxmlformats.org/drawingml/2006/main" xmlns:pic="http://schemas.openxmlformats.org/drawingml/2006/picture">
-            <wp:extent cx="5400000" cy="2304076"/>
+            <wp:extent cx="5400000" cy="2335521"/>
             <wp:docPr id="1858245152" name="Picture 1858245152"/>
             <wp:cNvGraphicFramePr>
               <a:graphicFrameLocks noChangeAspect="1"/>
@@ -7715,7 +7715,7 @@
                   <pic:spPr>
                     <a:xfrm>
                       <a:off x="0" y="0"/>
-                      <a:ext cx="5400000" cy="2304076"/>
+                      <a:ext cx="5400000" cy="2335521"/>
                     </a:xfrm>
                     <a:prstGeom prst="rect"/>
                   </pic:spPr>
@@ -9996,7 +9996,7 @@
       <w:r>
         <w:drawing>
           <wp:inline xmlns:a="http://schemas.openxmlformats.org/drawingml/2006/main" xmlns:pic="http://schemas.openxmlformats.org/drawingml/2006/picture">
-            <wp:extent cx="5400000" cy="2335521"/>
+            <wp:extent cx="5400000" cy="2366966"/>
             <wp:docPr id="1858245153" name="Picture 1858245153"/>
             <wp:cNvGraphicFramePr>
               <a:graphicFrameLocks noChangeAspect="1"/>
@@ -10017,7 +10017,7 @@
                   <pic:spPr>
                     <a:xfrm>
                       <a:off x="0" y="0"/>
-                      <a:ext cx="5400000" cy="2335521"/>
+                      <a:ext cx="5400000" cy="2366966"/>
                     </a:xfrm>
                     <a:prstGeom prst="rect"/>
                   </pic:spPr>
@@ -11901,6 +11901,62 @@
     </w:p>
     <w:p>
       <w:pPr>
+        <w:keepNext/>
+        <w:spacing w:after="80"/>
+        <w:jc w:val="center"/>
+      </w:pPr>
+      <w:r>
+        <w:drawing>
+          <wp:inline xmlns:a="http://schemas.openxmlformats.org/drawingml/2006/main" xmlns:pic="http://schemas.openxmlformats.org/drawingml/2006/picture">
+            <wp:extent cx="5400000" cy="2858655"/>
+            <wp:docPr id="1858245154" name="Picture 1858245154"/>
+            <wp:cNvGraphicFramePr>
+              <a:graphicFrameLocks noChangeAspect="1"/>
+            </wp:cNvGraphicFramePr>
+            <a:graphic>
+              <a:graphicData uri="http://schemas.openxmlformats.org/drawingml/2006/picture">
+                <pic:pic>
+                  <pic:nvPicPr>
+                    <pic:cNvPr id="0" name="m6-g7.png"/>
+                    <pic:cNvPicPr/>
+                  </pic:nvPicPr>
+                  <pic:blipFill>
+                    <a:blip r:embed="rId37"/>
+                    <a:stretch>
+                      <a:fillRect/>
+                    </a:stretch>
+                  </pic:blipFill>
+                  <pic:spPr>
+                    <a:xfrm>
+                      <a:off x="0" y="0"/>
+                      <a:ext cx="5400000" cy="2858655"/>
+                    </a:xfrm>
+                    <a:prstGeom prst="rect"/>
+                  </pic:spPr>
+                </pic:pic>
+              </a:graphicData>
+            </a:graphic>
+          </wp:inline>
+        </w:drawing>
+      </w:r>
+    </w:p>
+    <w:p>
+      <w:pPr>
+        <w:spacing w:after="200" w:line="276" w:lineRule="auto"/>
+        <w:jc w:val="center"/>
+      </w:pPr>
+      <w:r>
+        <w:rPr>
+          <w:rFonts w:ascii="Arial" w:hAnsi="Arial" w:eastAsia="Arial" w:cs="Arial"/>
+          <w:b/>
+          <w:i w:val="0"/>
+          <w:sz w:val="20"/>
+        </w:rPr>
+        <w:t>Gambar 7 — Gambar kerja target praktik: balok bertingkat berlubang. Satuan mm; lembar A4 sudut ketiga skala 1:2 (langkah 3 dan 6). Balok dari langkah 1: profil tangga 120 × 80 dengan anak tangga 60 × 30 dibuang di kanan-atas, Pad 60, dan lubang ⌀20 tembus di muka atas tingkat rendah. Isometrik memakai arah (1, −1, 1) (langkah 4); potongan A-A melalui pusat lubang, 30 dari muka depan, dilihat ke arah −Y (langkah 5) sehingga kiri-kanannya terbalik terhadap pandangan Depan.</w:t>
+      </w:r>
+    </w:p>
+    <w:p>
+      <w:pPr>
         <w:spacing w:line="360" w:lineRule="auto" w:after="60"/>
         <w:ind w:left="425" w:hanging="227"/>
       </w:pPr>
@@ -12127,7 +12183,7 @@
           <w:i w:val="0"/>
           <w:sz w:val="22"/>
         </w:rPr>
-        <w:t>Di Python: luas muka depan (Face.Area), BoundBox.DiagonalLength, luas potongan lewat slice pada y = 30; putar Body 25° terhadap Z dan baca XLength, lalu kembalikan ke 0°. Ctrl+S → Latihan6_NIM.FCStd (lembar TechDraw ikut tersimpan).</w:t>
+        <w:t>Di Python: luas muka depan (Face.Area), BoundBox.DiagonalLength, luas potongan lewat slice pada bidang tengah kedalaman, y = (BoundBox.YMin + BoundBox.YMax)/2 = −30 (Pad dari sketsa XZ mengarah ke −Y); putar Body 25° terhadap Z dan baca XLength, lalu kembalikan ke 0°. Ctrl+S → Latihan6_NIM.FCStd (lembar TechDraw ikut tersimpan).</w:t>
       </w:r>
     </w:p>
     <w:p>
@@ -14253,7 +14309,7 @@
         <w:drawing>
           <wp:inline xmlns:a="http://schemas.openxmlformats.org/drawingml/2006/main" xmlns:pic="http://schemas.openxmlformats.org/drawingml/2006/picture">
             <wp:extent cx="4680000" cy="2160249"/>
-            <wp:docPr id="1858245154" name="Picture 1858245154"/>
+            <wp:docPr id="1858245155" name="Picture 1858245155"/>
             <wp:cNvGraphicFramePr>
               <a:graphicFrameLocks noChangeAspect="1"/>
             </wp:cNvGraphicFramePr>
@@ -14265,7 +14321,7 @@
                     <pic:cNvPicPr/>
                   </pic:nvPicPr>
                   <pic:blipFill>
-                    <a:blip r:embed="rId37"/>
+                    <a:blip r:embed="rId38"/>
                     <a:stretch>
                       <a:fillRect/>
                     </a:stretch>
@@ -14342,7 +14398,7 @@
         <w:drawing>
           <wp:inline xmlns:a="http://schemas.openxmlformats.org/drawingml/2006/main" xmlns:pic="http://schemas.openxmlformats.org/drawingml/2006/picture">
             <wp:extent cx="4680000" cy="2069564"/>
-            <wp:docPr id="1858245155" name="Picture 1858245155"/>
+            <wp:docPr id="1858245156" name="Picture 1858245156"/>
             <wp:cNvGraphicFramePr>
               <a:graphicFrameLocks noChangeAspect="1"/>
             </wp:cNvGraphicFramePr>
@@ -14354,7 +14410,7 @@
                     <pic:cNvPicPr/>
                   </pic:nvPicPr>
                   <pic:blipFill>
-                    <a:blip r:embed="rId38"/>
+                    <a:blip r:embed="rId39"/>
                     <a:stretch>
                       <a:fillRect/>
                     </a:stretch>
@@ -14431,7 +14487,7 @@
         <w:drawing>
           <wp:inline xmlns:a="http://schemas.openxmlformats.org/drawingml/2006/main" xmlns:pic="http://schemas.openxmlformats.org/drawingml/2006/picture">
             <wp:extent cx="4680000" cy="2215308"/>
-            <wp:docPr id="1858245156" name="Picture 1858245156"/>
+            <wp:docPr id="1858245157" name="Picture 1858245157"/>
             <wp:cNvGraphicFramePr>
               <a:graphicFrameLocks noChangeAspect="1"/>
             </wp:cNvGraphicFramePr>
@@ -14443,7 +14499,7 @@
                     <pic:cNvPicPr/>
                   </pic:nvPicPr>
                   <pic:blipFill>
-                    <a:blip r:embed="rId39"/>
+                    <a:blip r:embed="rId40"/>
                     <a:stretch>
                       <a:fillRect/>
                     </a:stretch>
@@ -14520,7 +14576,7 @@
         <w:drawing>
           <wp:inline xmlns:a="http://schemas.openxmlformats.org/drawingml/2006/main" xmlns:pic="http://schemas.openxmlformats.org/drawingml/2006/picture">
             <wp:extent cx="4680000" cy="2160249"/>
-            <wp:docPr id="1858245157" name="Picture 1858245157"/>
+            <wp:docPr id="1858245158" name="Picture 1858245158"/>
             <wp:cNvGraphicFramePr>
               <a:graphicFrameLocks noChangeAspect="1"/>
             </wp:cNvGraphicFramePr>
@@ -14532,7 +14588,7 @@
                     <pic:cNvPicPr/>
                   </pic:nvPicPr>
                   <pic:blipFill>
-                    <a:blip r:embed="rId40"/>
+                    <a:blip r:embed="rId41"/>
                     <a:stretch>
                       <a:fillRect/>
                     </a:stretch>
@@ -14609,7 +14665,7 @@
         <w:drawing>
           <wp:inline xmlns:a="http://schemas.openxmlformats.org/drawingml/2006/main" xmlns:pic="http://schemas.openxmlformats.org/drawingml/2006/picture">
             <wp:extent cx="4680000" cy="2160249"/>
-            <wp:docPr id="1858245158" name="Picture 1858245158"/>
+            <wp:docPr id="1858245159" name="Picture 1858245159"/>
             <wp:cNvGraphicFramePr>
               <a:graphicFrameLocks noChangeAspect="1"/>
             </wp:cNvGraphicFramePr>
@@ -14621,7 +14677,7 @@
                     <pic:cNvPicPr/>
                   </pic:nvPicPr>
                   <pic:blipFill>
-                    <a:blip r:embed="rId41"/>
+                    <a:blip r:embed="rId42"/>
                     <a:stretch>
                       <a:fillRect/>
                     </a:stretch>

--- a/Pemodelan-Computer-Aided-Design/Modul-Word/Modul-6-Sudut-Pandang-Proyeksi-dan-Manajemen-Tampilan-3D.docx
+++ b/Pemodelan-Computer-Aided-Design/Modul-Word/Modul-6-Sudut-Pandang-Proyeksi-dan-Manajemen-Tampilan-3D.docx
@@ -12905,7 +12905,61 @@
           <w:i w:val="0"/>
           <w:sz w:val="21"/>
         </w:rPr>
-        <w:t>. Berkas boleh diganti selama tugas belum dikirim; setelah dikirim, berkas dan angka terkunci. Berkas yang terunggah tanpa angka yang benar mendapat partial 0,5 poin.</w:t>
+        <w:t xml:space="preserve">. Server membaca geometri berkas Anda: angka yang tidak ada di model ditolak dan </w:t>
+      </w:r>
+      <w:r>
+        <w:rPr>
+          <w:rFonts w:ascii="Arial" w:hAnsi="Arial" w:eastAsia="Arial" w:cs="Arial"/>
+          <w:b/>
+          <w:i w:val="0"/>
+          <w:sz w:val="21"/>
+        </w:rPr>
+        <w:t>tidak dihitung</w:t>
+      </w:r>
+      <w:r>
+        <w:rPr>
+          <w:rFonts w:ascii="Arial" w:hAnsi="Arial" w:eastAsia="Arial" w:cs="Arial"/>
+          <w:b w:val="0"/>
+          <w:i w:val="0"/>
+          <w:sz w:val="21"/>
+        </w:rPr>
+        <w:t xml:space="preserve">, jadi bacalah angkanya dari model yang diunggah. Bila kiriman dinilai salah, tugas </w:t>
+      </w:r>
+      <w:r>
+        <w:rPr>
+          <w:rFonts w:ascii="Arial" w:hAnsi="Arial" w:eastAsia="Arial" w:cs="Arial"/>
+          <w:b/>
+          <w:i w:val="0"/>
+          <w:sz w:val="21"/>
+        </w:rPr>
+        <w:t>tidak terkunci</w:t>
+      </w:r>
+      <w:r>
+        <w:rPr>
+          <w:rFonts w:ascii="Arial" w:hAnsi="Arial" w:eastAsia="Arial" w:cs="Arial"/>
+          <w:b w:val="0"/>
+          <w:i w:val="0"/>
+          <w:sz w:val="21"/>
+        </w:rPr>
+        <w:t xml:space="preserve">: perbaiki model, unggah ulang, lalu kirim ulang (tanpa batas); kiriman benar setelah pernah salah bernilai </w:t>
+      </w:r>
+      <w:r>
+        <w:rPr>
+          <w:rFonts w:ascii="Arial" w:hAnsi="Arial" w:eastAsia="Arial" w:cs="Arial"/>
+          <w:b/>
+          <w:i w:val="0"/>
+          <w:sz w:val="21"/>
+        </w:rPr>
+        <w:t>65%</w:t>
+      </w:r>
+      <w:r>
+        <w:rPr>
+          <w:rFonts w:ascii="Arial" w:hAnsi="Arial" w:eastAsia="Arial" w:cs="Arial"/>
+          <w:b w:val="0"/>
+          <w:i w:val="0"/>
+          <w:sz w:val="21"/>
+        </w:rPr>
+        <w:t xml:space="preserve"> dari poin tugas.</w:t>
       </w:r>
     </w:p>
     <w:p>

--- a/Pemodelan-Computer-Aided-Design/Modul-Word/Modul-6-Sudut-Pandang-Proyeksi-dan-Manajemen-Tampilan-3D.docx
+++ b/Pemodelan-Computer-Aided-Design/Modul-Word/Modul-6-Sudut-Pandang-Proyeksi-dan-Manajemen-Tampilan-3D.docx
@@ -2865,7 +2865,9 @@
           <w:color w:val="1F3864"/>
           <w:sz w:val="28"/>
         </w:rPr>
-        <w:t>PANDANGAN STANDAR DAN NAVIGASI: VIEW CUBE, STANDARD VIEWS, FIT</w:t>
+        <w:t>PANDANGAN STANDAR DAN NAVIGASI:</w:t>
+        <w:br/>
+        <w:t>VIEW CUBE, STANDARD VIEWS, FIT</w:t>
       </w:r>
     </w:p>
     <w:p>
@@ -4355,7 +4357,9 @@
           <w:color w:val="1F3864"/>
           <w:sz w:val="28"/>
         </w:rPr>
-        <w:t>ORTOGRAFIK DAN PERSPEKTIF: DUA KAMERA DALAM SATU TAMPILAN</w:t>
+        <w:t>ORTOGRAFIK DAN PERSPEKTIF:</w:t>
+        <w:br/>
+        <w:t>DUA KAMERA DALAM SATU TAMPILAN</w:t>
       </w:r>
     </w:p>
     <w:p>
@@ -4924,7 +4928,9 @@
           <w:color w:val="1F3864"/>
           <w:sz w:val="28"/>
         </w:rPr>
-        <w:t>METODE PROYEKSI DAN TECHDRAW PROJECTION GROUP</w:t>
+        <w:t>METODE PROYEKSI DAN</w:t>
+        <w:br/>
+        <w:t>TECHDRAW PROJECTION GROUP</w:t>
       </w:r>
     </w:p>
     <w:p>
@@ -5839,7 +5845,26 @@
           <w:i w:val="0"/>
           <w:sz w:val="22"/>
         </w:rPr>
-        <w:t xml:space="preserve"> — Pandangan standar hanya memperlihatkan ukuran sebenarnya untuk muka yang sejajar bidang proyeksi; muka miring tampak memendek (pada pandangan atas, muka miring baji tampak selebar a, padahal panjangnya L_miring). Pandangan bantu (auxiliary view) memproyeksikan tegak lurus muka miring sehingga ukuran dan luasnya sebenarnya; pada model 3D, Face.Area langsung memberi luas sebenarnya.</w:t>
+        <w:t xml:space="preserve"> — Pandangan standar hanya memperlihatkan ukuran sebenarnya untuk muka yang sejajar bidang proyeksi; muka miring tampak memendek (pada pandangan atas, muka miring baji tampak selebar a, padahal panjangnya L</w:t>
+      </w:r>
+      <w:r>
+        <w:rPr>
+          <w:rFonts w:ascii="Arial" w:hAnsi="Arial" w:eastAsia="Arial" w:cs="Arial"/>
+          <w:b w:val="0"/>
+          <w:i w:val="0"/>
+          <w:sz w:val="22"/>
+          <w:vertAlign w:val="subscript"/>
+        </w:rPr>
+        <w:t>miring</w:t>
+      </w:r>
+      <w:r>
+        <w:rPr>
+          <w:rFonts w:ascii="Arial" w:hAnsi="Arial" w:eastAsia="Arial" w:cs="Arial"/>
+          <w:b w:val="0"/>
+          <w:i w:val="0"/>
+          <w:sz w:val="22"/>
+        </w:rPr>
+        <w:t>). Pandangan bantu (auxiliary view) memproyeksikan tegak lurus muka miring sehingga ukuran dan luasnya sebenarnya; pada model 3D, Face.Area langsung memberi luas sebenarnya.</w:t>
       </w:r>
     </w:p>
     <w:p>
@@ -6132,7 +6157,26 @@
           <w:i w:val="0"/>
           <w:sz w:val="21"/>
         </w:rPr>
-        <w:t xml:space="preserve"> balok bertakik di kiri diproyeksikan bergantian ke pandangan Depan, Atas, dan Kanan (garis proyeksi bergerak). Ubah metode untuk melihat susunan berpindah: Atas ke bawah dan Kanan ke kiri pada sudut pertama. Luas muka depan a·H − (a/2)·h_n dihitung di bawah; PAUSE menahan satu pandangan.</w:t>
+        <w:t xml:space="preserve"> balok bertakik di kiri diproyeksikan bergantian ke pandangan Depan, Atas, dan Kanan (garis proyeksi bergerak). Ubah metode untuk melihat susunan berpindah: Atas ke bawah dan Kanan ke kiri pada sudut pertama. Luas muka depan a·H − (a/2)·h</w:t>
+      </w:r>
+      <w:r>
+        <w:rPr>
+          <w:rFonts w:ascii="Arial" w:hAnsi="Arial" w:eastAsia="Arial" w:cs="Arial"/>
+          <w:b w:val="0"/>
+          <w:i w:val="0"/>
+          <w:sz w:val="21"/>
+          <w:vertAlign w:val="subscript"/>
+        </w:rPr>
+        <w:t>n</w:t>
+      </w:r>
+      <w:r>
+        <w:rPr>
+          <w:rFonts w:ascii="Arial" w:hAnsi="Arial" w:eastAsia="Arial" w:cs="Arial"/>
+          <w:b w:val="0"/>
+          <w:i w:val="0"/>
+          <w:sz w:val="21"/>
+        </w:rPr>
+        <w:t xml:space="preserve"> dihitung di bawah; PAUSE menahan satu pandangan.</w:t>
       </w:r>
     </w:p>
     <w:p>
@@ -6686,7 +6730,9 @@
           <w:color w:val="1F3864"/>
           <w:sz w:val="28"/>
         </w:rPr>
-        <w:t>ISOMETRIK DAN AKSONOMETRI: FORESHORTENING DAN DIAGONAL RUANG</w:t>
+        <w:t>ISOMETRIK DAN AKSONOMETRI:</w:t>
+        <w:br/>
+        <w:t>FORESHORTENING DAN DIAGONAL RUANG</w:t>
       </w:r>
     </w:p>
     <w:p>
@@ -7667,7 +7713,9 @@
           <w:color w:val="1F3864"/>
           <w:sz w:val="28"/>
         </w:rPr>
-        <w:t>POTONGAN DAN CLIPPING PLANE: MELIHAT BAGIAN DALAM BENDA</w:t>
+        <w:t>POTONGAN DAN CLIPPING PLANE:</w:t>
+        <w:br/>
+        <w:t>MELIHAT BAGIAN DALAM BENDA</w:t>
       </w:r>
     </w:p>
     <w:p>
@@ -8772,7 +8820,9 @@
           <w:color w:val="1F3864"/>
           <w:sz w:val="28"/>
         </w:rPr>
-        <w:t>GAYA TAMPILAN, WARNA, MATERIAL, TRANSPARANSI, DAN RENDER SEDERHANA</w:t>
+        <w:t>GAYA TAMPILAN, WARNA, MATERIAL,</w:t>
+        <w:br/>
+        <w:t>TRANSPARANSI, DAN RENDER SEDERHANA</w:t>
       </w:r>
     </w:p>
     <w:p>
@@ -9969,7 +10019,9 @@
           <w:color w:val="1F3864"/>
           <w:sz w:val="28"/>
         </w:rPr>
-        <w:t>BACAAN TAMPILAN: BOUNDBOX, FACE.AREA, DAN LUAS POTONGAN</w:t>
+        <w:t>BACAAN TAMPILAN:</w:t>
+        <w:br/>
+        <w:t>BOUNDBOX, FACE.AREA, DAN LUAS POTONGAN</w:t>
       </w:r>
     </w:p>
     <w:p>
@@ -10224,7 +10276,26 @@
           <w:i w:val="0"/>
           <w:sz w:val="22"/>
         </w:rPr>
-        <w:t xml:space="preserve"> = tinggi takik selebar a/2. Contoh 120 × 80, θ = 30°: XLength = 143,923; balok bertakik 120 × 80, takik 60 × 24: A_depan = 8.160 mm².</w:t>
+        <w:t xml:space="preserve"> = tinggi takik selebar a/2. Contoh 120 × 80, θ = 30°: XLength = 143,923; balok bertakik 120 × 80, takik 60 × 24: A</w:t>
+      </w:r>
+      <w:r>
+        <w:rPr>
+          <w:rFonts w:ascii="Arial" w:hAnsi="Arial" w:eastAsia="Arial" w:cs="Arial"/>
+          <w:b w:val="0"/>
+          <w:i w:val="0"/>
+          <w:sz w:val="22"/>
+          <w:vertAlign w:val="subscript"/>
+        </w:rPr>
+        <w:t>depan</w:t>
+      </w:r>
+      <w:r>
+        <w:rPr>
+          <w:rFonts w:ascii="Arial" w:hAnsi="Arial" w:eastAsia="Arial" w:cs="Arial"/>
+          <w:b w:val="0"/>
+          <w:i w:val="0"/>
+          <w:sz w:val="22"/>
+        </w:rPr>
+        <w:t xml:space="preserve"> = 8.160 mm².</w:t>
       </w:r>
     </w:p>
     <w:p>
@@ -10248,7 +10319,26 @@
           <w:i w:val="0"/>
           <w:sz w:val="22"/>
         </w:rPr>
-        <w:t xml:space="preserve"> — Kotak pembatas adalah kotak sejajar sumbu global yang memuat seluruh benda; sudut-sudut alas yang diputar memberi x terbesar a·cosθ dan terkecil −b·sinθ, selisihnya XLength. Luas muka depan balok bertakik adalah luas profil sketsanya sendiri: persegi panjang a × H dikurangi takik (a/2) × h_n, yang sama dengan Face.Area muka itu.</w:t>
+        <w:t xml:space="preserve"> — Kotak pembatas adalah kotak sejajar sumbu global yang memuat seluruh benda; sudut-sudut alas yang diputar memberi x terbesar a·cosθ dan terkecil −b·sinθ, selisihnya XLength. Luas muka depan balok bertakik adalah luas profil sketsanya sendiri: persegi panjang a × H dikurangi takik (a/2) × h</w:t>
+      </w:r>
+      <w:r>
+        <w:rPr>
+          <w:rFonts w:ascii="Arial" w:hAnsi="Arial" w:eastAsia="Arial" w:cs="Arial"/>
+          <w:b w:val="0"/>
+          <w:i w:val="0"/>
+          <w:sz w:val="22"/>
+          <w:vertAlign w:val="subscript"/>
+        </w:rPr>
+        <w:t>n</w:t>
+      </w:r>
+      <w:r>
+        <w:rPr>
+          <w:rFonts w:ascii="Arial" w:hAnsi="Arial" w:eastAsia="Arial" w:cs="Arial"/>
+          <w:b w:val="0"/>
+          <w:i w:val="0"/>
+          <w:sz w:val="22"/>
+        </w:rPr>
+        <w:t>, yang sama dengan Face.Area muka itu.</w:t>
       </w:r>
     </w:p>
     <w:p>
@@ -11101,7 +11191,9 @@
           <w:color w:val="1F3864"/>
           <w:sz w:val="28"/>
         </w:rPr>
-        <w:t>PYTHON CONSOLE: MEMBACA TAMPILAN DAN GEOMETRI</w:t>
+        <w:t>PYTHON CONSOLE:</w:t>
+        <w:br/>
+        <w:t>MEMBACA TAMPILAN DAN GEOMETRI</w:t>
       </w:r>
     </w:p>
     <w:p>
@@ -11881,7 +11973,9 @@
           <w:color w:val="1F3864"/>
           <w:sz w:val="28"/>
         </w:rPr>
-        <w:t>PRAKTIK TERBIMBING: GAMBAR KERJA BALOK BERTINGKAT</w:t>
+        <w:t>PRAKTIK TERBIMBING:</w:t>
+        <w:br/>
+        <w:t>GAMBAR KERJA BALOK BERTINGKAT</w:t>
       </w:r>
     </w:p>
     <w:p>

--- a/Pemodelan-Computer-Aided-Design/Modul-Word/Modul-6-Sudut-Pandang-Proyeksi-dan-Manajemen-Tampilan-3D.docx
+++ b/Pemodelan-Computer-Aided-Design/Modul-Word/Modul-6-Sudut-Pandang-Proyeksi-dan-Manajemen-Tampilan-3D.docx
@@ -12046,7 +12046,7 @@
           <w:i w:val="0"/>
           <w:sz w:val="20"/>
         </w:rPr>
-        <w:t>Gambar 7 — Gambar kerja target praktik: balok bertingkat berlubang. Satuan mm; lembar A4 sudut ketiga skala 1:2 (langkah 3 dan 6). Balok dari langkah 1: profil tangga 120 × 80 dengan anak tangga 60 × 30 dibuang di kanan-atas, Pad 60, dan lubang ⌀20 tembus di muka atas tingkat rendah. Isometrik memakai arah (1, −1, 1) (langkah 4); potongan A-A melalui pusat lubang, 30 dari muka depan, dilihat ke arah −Y (langkah 5) sehingga kiri-kanannya terbalik terhadap pandangan Depan.</w:t>
+        <w:t>Gambar 7 — Gambar kerja target praktik: balok bertingkat berlubang. Satuan mm; lembar A4 sudut ketiga skala 1:2 (langkah 3 dan 6). Balok dari langkah 1: profil tangga 120 × 80 dengan anak tangga 60 × 30 dibuang di kanan-atas, Pad 60, dan lubang ⌀20 tembus di muka atas tingkat rendah. Isometrik memakai arah (1, −1, 1) (langkah 4); potongan A-A melalui pusat lubang, 30 dari muka depan, dilihat ke arah +Y (langkah 5) sehingga susunannya sama dengan pandangan Depan. Lubang ⌀20 berpusat 30 dari tepi kanan di tengah kedalaman.</w:t>
       </w:r>
     </w:p>
     <w:p>
@@ -12079,7 +12079,61 @@
           <w:i w:val="0"/>
           <w:sz w:val="22"/>
         </w:rPr>
-        <w:t>Body → Sketch XZ: profil tangga 6 titik (120 lebar, 80 tinggi; anak tangga 60 × 30 dibuang di kanan-atas), fully constrained → Pad 60. Sketch di muka atas tingkat rendah: lingkaran ⌀20 → Pocket Through all.</w:t>
+        <w:t xml:space="preserve">File → New Document; Part Design → New Body; Sketch → New Sketch → </w:t>
+      </w:r>
+      <w:r>
+        <w:rPr>
+          <w:rFonts w:ascii="Arial" w:hAnsi="Arial" w:eastAsia="Arial" w:cs="Arial"/>
+          <w:b/>
+          <w:i w:val="0"/>
+          <w:sz w:val="22"/>
+        </w:rPr>
+        <w:t>XZ-plane</w:t>
+      </w:r>
+      <w:r>
+        <w:rPr>
+          <w:rFonts w:ascii="Arial" w:hAnsi="Arial" w:eastAsia="Arial" w:cs="Arial"/>
+          <w:b w:val="0"/>
+          <w:i w:val="0"/>
+          <w:sz w:val="22"/>
+        </w:rPr>
+        <w:t xml:space="preserve">, lalu tekan 1 (Front) karena sketsa XZ tampil dari belakang. Polyline dari titik asal: profil tangga kasar 6 titik. Dimensi: tepi bawah 120, tepi kiri 80, tepi atas tingkat tinggi 60, tepi kanan 50 → Fully constrained; seret angka yang jatuh di dalam profil ke luar. Close → Pad 60, centang </w:t>
+      </w:r>
+      <w:r>
+        <w:rPr>
+          <w:rFonts w:ascii="Arial" w:hAnsi="Arial" w:eastAsia="Arial" w:cs="Arial"/>
+          <w:b w:val="0"/>
+          <w:i/>
+          <w:sz w:val="22"/>
+        </w:rPr>
+        <w:t>Reversed</w:t>
+      </w:r>
+      <w:r>
+        <w:rPr>
+          <w:rFonts w:ascii="Arial" w:hAnsi="Arial" w:eastAsia="Arial" w:cs="Arial"/>
+          <w:b w:val="0"/>
+          <w:i w:val="0"/>
+          <w:sz w:val="22"/>
+        </w:rPr>
+        <w:t xml:space="preserve"> agar benda tumbuh ke +Y dan muka depannya tetap di bidang XZ. Lubang: Sketch → New Sketch → XY-plane, lalu </w:t>
+      </w:r>
+      <w:r>
+        <w:rPr>
+          <w:rFonts w:ascii="Arial" w:hAnsi="Arial" w:eastAsia="Arial" w:cs="Arial"/>
+          <w:b/>
+          <w:i w:val="0"/>
+          <w:sz w:val="22"/>
+        </w:rPr>
+        <w:t>Sketch → Toggle Section View</w:t>
+      </w:r>
+      <w:r>
+        <w:rPr>
+          <w:rFonts w:ascii="Arial" w:hAnsi="Arial" w:eastAsia="Arial" w:cs="Arial"/>
+          <w:b w:val="0"/>
+          <w:i w:val="0"/>
+          <w:sz w:val="22"/>
+        </w:rPr>
+        <w:t xml:space="preserve"> (bagian benda di atas bidang sketsa disembunyikan); Circle → Diameter 20, Horizontal 90, Vertical 30; Close → Pocket Through all, centang Reversed. Volume 452.292,04 mm³.</w:t>
       </w:r>
     </w:p>
     <w:p>
@@ -12112,7 +12166,7 @@
           <w:i w:val="0"/>
           <w:sz w:val="22"/>
         </w:rPr>
-        <w:t>Tekan 0, 1, 2, 3 lalu V, F; bandingkan V, O dan V, P dengan memutar model (Navigation cube). Simpan sudut kerja lewat View → Freeze display → Save views.</w:t>
+        <w:t>Di area 3D tekan 1 (Front), 2 (Top), 3 (Right), 0 (isometrik). V lalu P: kamera perspektif (rusuk sejajar tampak menguncup); V lalu O: kembali ortografik untuk kerja dan TechDraw; V lalu F: tampilkan semua.</w:t>
       </w:r>
     </w:p>
     <w:p>
@@ -12145,7 +12199,43 @@
           <w:i w:val="0"/>
           <w:sz w:val="22"/>
         </w:rPr>
-        <w:t>TechDraw → Insert Page using Template (A4 Landscape ISO). Pilih Body → Insert Projection Group: Front dari arah −Y, centang Top dan Right, Projection Type Third Angle, Scale Custom 1:2. Geser grup ke tengah lembar.</w:t>
+        <w:t xml:space="preserve">Workbench TechDraw → Page → New Page From Template → A4_Landscape_ISO5457_sudut_ketiga.svg (template ISO A4 FreeCAD dengan simbol sudut ketiga; unduh dulu). Pilih Body → TechDraw Views → </w:t>
+      </w:r>
+      <w:r>
+        <w:rPr>
+          <w:rFonts w:ascii="Arial" w:hAnsi="Arial" w:eastAsia="Arial" w:cs="Arial"/>
+          <w:b/>
+          <w:i w:val="0"/>
+          <w:sz w:val="22"/>
+        </w:rPr>
+        <w:t>Projection Group</w:t>
+      </w:r>
+      <w:r>
+        <w:rPr>
+          <w:rFonts w:ascii="Arial" w:hAnsi="Arial" w:eastAsia="Arial" w:cs="Arial"/>
+          <w:b w:val="0"/>
+          <w:i w:val="0"/>
+          <w:sz w:val="22"/>
+        </w:rPr>
+        <w:t xml:space="preserve">: tombol Front (arah depan dokumen), Projection </w:t>
+      </w:r>
+      <w:r>
+        <w:rPr>
+          <w:rFonts w:ascii="Arial" w:hAnsi="Arial" w:eastAsia="Arial" w:cs="Arial"/>
+          <w:b w:val="0"/>
+          <w:i/>
+          <w:sz w:val="22"/>
+        </w:rPr>
+        <w:t>Third angle</w:t>
+      </w:r>
+      <w:r>
+        <w:rPr>
+          <w:rFonts w:ascii="Arial" w:hAnsi="Arial" w:eastAsia="Arial" w:cs="Arial"/>
+          <w:b w:val="0"/>
+          <w:i w:val="0"/>
+          <w:sz w:val="22"/>
+        </w:rPr>
+        <w:t>, centang Top dan Right, Scale Custom 1:2, X/Y spacing 25 → OK. Data → X 75, Y 100, Recompute: pandangan Atas di atas Depan, Kanan di kanan, lega dari bingkai dan kepala gambar.</w:t>
       </w:r>
     </w:p>
     <w:p>
@@ -12169,16 +12259,106 @@
           <w:i w:val="0"/>
           <w:sz w:val="22"/>
         </w:rPr>
-        <w:t xml:space="preserve">Pandangan isometrik: </w:t>
-      </w:r>
-      <w:r>
-        <w:rPr>
-          <w:rFonts w:ascii="Arial" w:hAnsi="Arial" w:eastAsia="Arial" w:cs="Arial"/>
-          <w:b w:val="0"/>
-          <w:i w:val="0"/>
-          <w:sz w:val="22"/>
-        </w:rPr>
-        <w:t>Pada Projection Group centang FrontTopRight (iso) atau Insert View dengan Direction (1, −1, 1). Perhatikan rusuk digambar skala penuh, bukan 0,816.</w:t>
+        <w:t xml:space="preserve">Isometrik padat: </w:t>
+      </w:r>
+      <w:r>
+        <w:rPr>
+          <w:rFonts w:ascii="Arial" w:hAnsi="Arial" w:eastAsia="Arial" w:cs="Arial"/>
+          <w:b w:val="0"/>
+          <w:i w:val="0"/>
+          <w:sz w:val="22"/>
+        </w:rPr>
+        <w:t xml:space="preserve">Di tab 3D: pilih Body → View → </w:t>
+      </w:r>
+      <w:r>
+        <w:rPr>
+          <w:rFonts w:ascii="Arial" w:hAnsi="Arial" w:eastAsia="Arial" w:cs="Arial"/>
+          <w:b/>
+          <w:i w:val="0"/>
+          <w:sz w:val="22"/>
+        </w:rPr>
+        <w:t>Material</w:t>
+      </w:r>
+      <w:r>
+        <w:rPr>
+          <w:rFonts w:ascii="Arial" w:hAnsi="Arial" w:eastAsia="Arial" w:cs="Arial"/>
+          <w:b w:val="0"/>
+          <w:i w:val="0"/>
+          <w:sz w:val="22"/>
+        </w:rPr>
+        <w:t xml:space="preserve"> → Standard → Metal → Steel → </w:t>
+      </w:r>
+      <w:r>
+        <w:rPr>
+          <w:rFonts w:ascii="Arial" w:hAnsi="Arial" w:eastAsia="Arial" w:cs="Arial"/>
+          <w:b w:val="0"/>
+          <w:i/>
+          <w:sz w:val="22"/>
+        </w:rPr>
+        <w:t>Steel-S275JR</w:t>
+      </w:r>
+      <w:r>
+        <w:rPr>
+          <w:rFonts w:ascii="Arial" w:hAnsi="Arial" w:eastAsia="Arial" w:cs="Arial"/>
+          <w:b w:val="0"/>
+          <w:i w:val="0"/>
+          <w:sz w:val="22"/>
+        </w:rPr>
+        <w:t xml:space="preserve"> → Close (material benda beserta sifat fisiknya). Karena tampilan bawaan baja FreeCAD hampir hitam, pilih lagi Body → View → Appearance → material tampilan </w:t>
+      </w:r>
+      <w:r>
+        <w:rPr>
+          <w:rFonts w:ascii="Arial" w:hAnsi="Arial" w:eastAsia="Arial" w:cs="Arial"/>
+          <w:b w:val="0"/>
+          <w:i/>
+          <w:sz w:val="22"/>
+        </w:rPr>
+        <w:t>Silver</w:t>
+      </w:r>
+      <w:r>
+        <w:rPr>
+          <w:rFonts w:ascii="Arial" w:hAnsi="Arial" w:eastAsia="Arial" w:cs="Arial"/>
+          <w:b w:val="0"/>
+          <w:i w:val="0"/>
+          <w:sz w:val="22"/>
+        </w:rPr>
+        <w:t xml:space="preserve"> (abu-abu logam), tekan 0 lalu Fit All. Di lembar: TechDraw → Views From Other Workbenches → </w:t>
+      </w:r>
+      <w:r>
+        <w:rPr>
+          <w:rFonts w:ascii="Arial" w:hAnsi="Arial" w:eastAsia="Arial" w:cs="Arial"/>
+          <w:b/>
+          <w:i w:val="0"/>
+          <w:sz w:val="22"/>
+        </w:rPr>
+        <w:t>Active View</w:t>
+      </w:r>
+      <w:r>
+        <w:rPr>
+          <w:rFonts w:ascii="Arial" w:hAnsi="Arial" w:eastAsia="Arial" w:cs="Arial"/>
+          <w:b w:val="0"/>
+          <w:i w:val="0"/>
+          <w:sz w:val="22"/>
+        </w:rPr>
+        <w:t xml:space="preserve">, centang </w:t>
+      </w:r>
+      <w:r>
+        <w:rPr>
+          <w:rFonts w:ascii="Arial" w:hAnsi="Arial" w:eastAsia="Arial" w:cs="Arial"/>
+          <w:b w:val="0"/>
+          <w:i/>
+          <w:sz w:val="22"/>
+        </w:rPr>
+        <w:t>No background</w:t>
+      </w:r>
+      <w:r>
+        <w:rPr>
+          <w:rFonts w:ascii="Arial" w:hAnsi="Arial" w:eastAsia="Arial" w:cs="Arial"/>
+          <w:b w:val="0"/>
+          <w:i w:val="0"/>
+          <w:sz w:val="22"/>
+        </w:rPr>
+        <w:t xml:space="preserve"> → OK: citra 3D berbayang masuk ke lembar. Data → Scale 0,761 agar lebar benda 63,6 mm (isometrik 1:2 = ½ × 180 × cos 30° × 0,816), X 172, Y 160 di atas pandangan Kanan.</w:t>
       </w:r>
     </w:p>
     <w:p>
@@ -12211,7 +12391,61 @@
           <w:i w:val="0"/>
           <w:sz w:val="22"/>
         </w:rPr>
-        <w:t>Pilih pandangan Top → Insert Section View: bidang melalui pusat lubang sejajar X, arah panah ke −Y, nama A. Tambahkan Hatch pada muka potongan dan periksa bagian di balik bidang.</w:t>
+        <w:t xml:space="preserve">Pilih pandangan Top → TechDraw Views → </w:t>
+      </w:r>
+      <w:r>
+        <w:rPr>
+          <w:rFonts w:ascii="Arial" w:hAnsi="Arial" w:eastAsia="Arial" w:cs="Arial"/>
+          <w:b/>
+          <w:i w:val="0"/>
+          <w:sz w:val="22"/>
+        </w:rPr>
+        <w:t>Section View</w:t>
+      </w:r>
+      <w:r>
+        <w:rPr>
+          <w:rFonts w:ascii="Arial" w:hAnsi="Arial" w:eastAsia="Arial" w:cs="Arial"/>
+          <w:b w:val="0"/>
+          <w:i w:val="0"/>
+          <w:sz w:val="22"/>
+        </w:rPr>
+        <w:t xml:space="preserve">: tombol </w:t>
+      </w:r>
+      <w:r>
+        <w:rPr>
+          <w:rFonts w:ascii="Arial" w:hAnsi="Arial" w:eastAsia="Arial" w:cs="Arial"/>
+          <w:b w:val="0"/>
+          <w:i/>
+          <w:sz w:val="22"/>
+        </w:rPr>
+        <w:t>Looking up</w:t>
+      </w:r>
+      <w:r>
+        <w:rPr>
+          <w:rFonts w:ascii="Arial" w:hAnsi="Arial" w:eastAsia="Arial" w:cs="Arial"/>
+          <w:b w:val="0"/>
+          <w:i w:val="0"/>
+          <w:sz w:val="22"/>
+        </w:rPr>
+        <w:t xml:space="preserve"> dulu (arah pandang +Y, searah pandangan Depan; kotak Identifier baru aktif setelah arah dipilih), lalu Identifier A; titik asal bidang potong (60, 30, 40) melewati pusat lubang → OK. Data → X 245, Y 100 (sebaris dengan Depan dan Kanan); </w:t>
+      </w:r>
+      <w:r>
+        <w:rPr>
+          <w:rFonts w:ascii="Arial" w:hAnsi="Arial" w:eastAsia="Arial" w:cs="Arial"/>
+          <w:b w:val="0"/>
+          <w:i/>
+          <w:sz w:val="22"/>
+        </w:rPr>
+        <w:t>Caption</w:t>
+      </w:r>
+      <w:r>
+        <w:rPr>
+          <w:rFonts w:ascii="Arial" w:hAnsi="Arial" w:eastAsia="Arial" w:cs="Arial"/>
+          <w:b w:val="0"/>
+          <w:i w:val="0"/>
+          <w:sz w:val="22"/>
+        </w:rPr>
+        <w:t xml:space="preserve"> “POTONGAN A-A”. Muka potongan diarsir otomatis.</w:t>
       </w:r>
     </w:p>
     <w:p>
@@ -12235,16 +12469,70 @@
           <w:i w:val="0"/>
           <w:sz w:val="22"/>
         </w:rPr>
-        <w:t xml:space="preserve">Dimensi, simbol, ekspor: </w:t>
-      </w:r>
-      <w:r>
-        <w:rPr>
-          <w:rFonts w:ascii="Arial" w:hAnsi="Arial" w:eastAsia="Arial" w:cs="Arial"/>
-          <w:b w:val="0"/>
-          <w:i w:val="0"/>
-          <w:sz w:val="22"/>
-        </w:rPr>
-        <w:t>Beri dimensi Length pada lebar dan tinggi, Diameter pada lubang; tulis metode proyeksi dan skala pada kepala gambar (simbol kerucut terpancung). Export Page as PDF.</w:t>
+        <w:t xml:space="preserve">Kepala gambar dan dimensi: </w:t>
+      </w:r>
+      <w:r>
+        <w:rPr>
+          <w:rFonts w:ascii="Arial" w:hAnsi="Arial" w:eastAsia="Arial" w:cs="Arial"/>
+          <w:b w:val="0"/>
+          <w:i w:val="0"/>
+          <w:sz w:val="22"/>
+        </w:rPr>
+        <w:t xml:space="preserve">Klik kolom kepala gambar: Title, Created by, Approved by (nama dosen pengampu), Document type, Part Material (ganti teks contoh template “Stainless steel Mat.No. 1.4301” dengan nama material yang dipasang: </w:t>
+      </w:r>
+      <w:r>
+        <w:rPr>
+          <w:rFonts w:ascii="Arial" w:hAnsi="Arial" w:eastAsia="Arial" w:cs="Arial"/>
+          <w:b w:val="0"/>
+          <w:i/>
+          <w:sz w:val="22"/>
+        </w:rPr>
+        <w:t>Steel-S275JR</w:t>
+      </w:r>
+      <w:r>
+        <w:rPr>
+          <w:rFonts w:ascii="Arial" w:hAnsi="Arial" w:eastAsia="Arial" w:cs="Arial"/>
+          <w:b w:val="0"/>
+          <w:i w:val="0"/>
+          <w:sz w:val="22"/>
+        </w:rPr>
+        <w:t xml:space="preserve">), Scale “1 : 2”. Klik tepi lubang di pandangan Atas → Circle Centerlines. Pandangan Atas memuat garis potong A-A, jadi </w:t>
+      </w:r>
+      <w:r>
+        <w:rPr>
+          <w:rFonts w:ascii="Arial" w:hAnsi="Arial" w:eastAsia="Arial" w:cs="Arial"/>
+          <w:b/>
+          <w:i w:val="0"/>
+          <w:sz w:val="22"/>
+        </w:rPr>
+        <w:t>tidak diberi dimensi</w:t>
+      </w:r>
+      <w:r>
+        <w:rPr>
+          <w:rFonts w:ascii="Arial" w:hAnsi="Arial" w:eastAsia="Arial" w:cs="Arial"/>
+          <w:b w:val="0"/>
+          <w:i w:val="0"/>
+          <w:sz w:val="22"/>
+        </w:rPr>
+        <w:t xml:space="preserve"> (angka akan menumpuk teks A-A). Depan: 120 (bawah) dan 60 (atas) dengan Length, 80 (kiri) dan 50 (kanan) dengan Vertical Length; Kanan: kedalaman 60 di bawah; Potongan A-A: rantai di atas, tepi kiri ke tepi celah 80 lalu lebar celah 20 → Format/Organize Dimensions → </w:t>
+      </w:r>
+      <w:r>
+        <w:rPr>
+          <w:rFonts w:ascii="Arial" w:hAnsi="Arial" w:eastAsia="Arial" w:cs="Arial"/>
+          <w:b w:val="0"/>
+          <w:i/>
+          <w:sz w:val="22"/>
+        </w:rPr>
+        <w:t>Insert ⌀ Prefix</w:t>
+      </w:r>
+      <w:r>
+        <w:rPr>
+          <w:rFonts w:ascii="Arial" w:hAnsi="Arial" w:eastAsia="Arial" w:cs="Arial"/>
+          <w:b w:val="0"/>
+          <w:i w:val="0"/>
+          <w:sz w:val="22"/>
+        </w:rPr>
+        <w:t xml:space="preserve"> menjadi ⌀20. Seret angka sehingga semua garis dimensi berjarak sama, 12 mm dari benda: angka dimensi di kanan benda berada di antara benda dan garisnya, jadi jarak ini memberi celah yang cukup.</w:t>
       </w:r>
     </w:p>
     <w:p>
@@ -12268,16 +12556,16 @@
           <w:i w:val="0"/>
           <w:sz w:val="22"/>
         </w:rPr>
-        <w:t xml:space="preserve">Bacaan dan simpan: </w:t>
-      </w:r>
-      <w:r>
-        <w:rPr>
-          <w:rFonts w:ascii="Arial" w:hAnsi="Arial" w:eastAsia="Arial" w:cs="Arial"/>
-          <w:b w:val="0"/>
-          <w:i w:val="0"/>
-          <w:sz w:val="22"/>
-        </w:rPr>
-        <w:t>Di Python: luas muka depan (Face.Area), BoundBox.DiagonalLength, luas potongan lewat slice pada bidang tengah kedalaman, y = (BoundBox.YMin + BoundBox.YMax)/2 = −30 (Pad dari sketsa XZ mengarah ke −Y); putar Body 25° terhadap Z dan baca XLength, lalu kembalikan ke 0°. Ctrl+S → Latihan6_NIM.FCStd (lembar TechDraw ikut tersimpan).</w:t>
+        <w:t xml:space="preserve">Bacaan, simpan, ekspor: </w:t>
+      </w:r>
+      <w:r>
+        <w:rPr>
+          <w:rFonts w:ascii="Arial" w:hAnsi="Arial" w:eastAsia="Arial" w:cs="Arial"/>
+          <w:b w:val="0"/>
+          <w:i w:val="0"/>
+          <w:sz w:val="22"/>
+        </w:rPr>
+        <w:t>Python console: luas muka depan [round(f.Area, 2) for f in App.ActiveDocument.Body.Shape.Faces if abs(f.CenterOfMass.y) &lt; 1e-6] → 7.800,0 mm²; luas potongan A-A pada y = 30: import Part lalu round(sum(Part.Face(w).Area for w in App.ActiveDocument.Body.Shape.slice(App.Vector(0, 1, 0), 30)), 2) → 6.800,0 mm² (= 7.800 − 20 × 50). Ctrl+S → Latihan6_NIM.FCStd (lembar TechDraw ikut tersimpan); File → Export PDF → Latihan6_NIM.pdf.</w:t>
       </w:r>
     </w:p>
     <w:p>

--- a/Pemodelan-Computer-Aided-Design/Modul-Word/Modul-6-Sudut-Pandang-Proyeksi-dan-Manajemen-Tampilan-3D.docx
+++ b/Pemodelan-Computer-Aided-Design/Modul-Word/Modul-6-Sudut-Pandang-Proyeksi-dan-Manajemen-Tampilan-3D.docx
@@ -12478,7 +12478,7 @@
           <w:i w:val="0"/>
           <w:sz w:val="22"/>
         </w:rPr>
-        <w:t xml:space="preserve">Klik kolom kepala gambar: Title, Created by, Approved by (nama dosen pengampu), Document type, Part Material (ganti teks contoh template “Stainless steel Mat.No. 1.4301” dengan nama material yang dipasang: </w:t>
+        <w:t xml:space="preserve">Klik kolom kepala gambar: Title, Created by (nama dan NIM Anda), Approved by (nama dosen pengampu), Document type, Part Material (ganti teks contoh template “Stainless steel Mat.No. 1.4301” dengan nama material yang dipasang: </w:t>
       </w:r>
       <w:r>
         <w:rPr>
@@ -12565,7 +12565,7 @@
           <w:i w:val="0"/>
           <w:sz w:val="22"/>
         </w:rPr>
-        <w:t>Python console: luas muka depan [round(f.Area, 2) for f in App.ActiveDocument.Body.Shape.Faces if abs(f.CenterOfMass.y) &lt; 1e-6] → 7.800,0 mm²; luas potongan A-A pada y = 30: import Part lalu round(sum(Part.Face(w).Area for w in App.ActiveDocument.Body.Shape.slice(App.Vector(0, 1, 0), 30)), 2) → 6.800,0 mm² (= 7.800 − 20 × 50). Ctrl+S → Latihan6_NIM.FCStd (lembar TechDraw ikut tersimpan); File → Export PDF → Latihan6_NIM.pdf.</w:t>
+        <w:t>Python console: luas muka depan [round(f.Area, 2) for f in App.ActiveDocument.Body.Shape.Faces if abs(f.CenterOfMass.y) &lt; 1e-6] → 7.800,0 mm²; luas potongan A-A pada y = 30: import Part lalu round(sum(Part.Face(w).Area for w in App.ActiveDocument.Body.Shape.slice(App.Vector(0, 1, 0), 30)), 2) → 6.800,0 mm² (= 7.800 − 20 × 50). Ctrl+S → Latihan6_NIM.FCStd (lembar TechDraw ikut tersimpan; NIM = NIM Anda); File → Export PDF → Latihan6_NIM.pdf. Unggah keduanya pada kartu “Unggah hasil praktik” di akhir bagian ini.</w:t>
       </w:r>
     </w:p>
     <w:p>
